--- a/gijn_summaries/examples/Laurent_Richard_summary.docx
+++ b/gijn_summaries/examples/Laurent_Richard_summary.docx
@@ -117,13 +117,33 @@
     <w:p/>
     <w:p>
       <w:r>
-        <w:t>YOUTUBE TITLE</w:t>
+        <w:t>YOUTUBE TITLE OPTIONS</w:t>
       </w:r>
     </w:p>
     <w:p/>
     <w:p>
       <w:r>
-        <w:t>How the Safebox Network Keeps Threatened Journalists' Stories Alive</w:t>
+        <w:t>1. How the Safebox Network Keeps Threatened Journalists' Stories Alive</w:t>
+      </w:r>
+    </w:p>
+    <w:p>
+      <w:r>
+        <w:t>2. Inside Forbidden Stories' Safebox Network: A Tool to Protect Journalists</w:t>
+      </w:r>
+    </w:p>
+    <w:p>
+      <w:r>
+        <w:t>3. The Safebox Network: Protecting Investigative Journalists Under Threat</w:t>
+      </w:r>
+    </w:p>
+    <w:p>
+      <w:r>
+        <w:t>4. Laurent Richard on Making Journalists “Unstoppable”</w:t>
+      </w:r>
+    </w:p>
+    <w:p>
+      <w:r>
+        <w:t>5. 3 Steps to Protect Your Investigation If You're Jailed or Killed</w:t>
       </w:r>
     </w:p>
     <w:p/>
